--- a/reports/四川生物医药产业集团创新事业部政策信息简报_20260831.docx
+++ b/reports/四川生物医药产业集团创新事业部政策信息简报_20260831.docx
@@ -239,7 +239,7 @@
                 <w:color w:val="000000"/>
                 <w:sz w:val="24"/>
               </w:rPr>
-              <w:t>教育部等七部门关于印发《特殊教育发展提升“十五五”行动计划》的通知</w:t>
+              <w:t>商务部等7部门关于推动商品消费扩容升级的实施意见</w:t>
             </w:r>
           </w:p>
         </w:tc>
@@ -268,7 +268,7 @@
                 <w:color w:val="000000"/>
                 <w:sz w:val="24"/>
               </w:rPr>
-              <w:t>教育部 国家发展改革委 民政部 财政部 人力资源社会保障部 国家卫生健康委 中国残联</w:t>
+              <w:t>商务部 国家发展改革委 工业和信息化部 财政部 农业农村部 文化和旅游部 市场监管总局</w:t>
             </w:r>
           </w:p>
         </w:tc>
@@ -688,7 +688,7 @@
           <w:color w:val="000000"/>
           <w:sz w:val="24"/>
         </w:rPr>
-        <w:t>1. 《教育部等七部门关于印发《特殊教育发展提升“十五五”行动计划》的通知》（发布机关：教育部 国家发展改革委 民政部 财政部 人力资源社会保障部 国家卫生健康委 中国残联，发布日期：2026-08-31）</w:t>
+        <w:t>1. 《商务部等7部门关于推动商品消费扩容升级的实施意见》（发布机关：商务部 国家发展改革委 工业和信息化部 财政部 农业农村部 文化和旅游部 市场监管总局，发布日期：2026-08-31）</w:t>
       </w:r>
     </w:p>
     <w:p>
@@ -705,7 +705,7 @@
           <w:color w:val="000000"/>
           <w:sz w:val="24"/>
         </w:rPr>
-        <w:t>文件主要内容与核心要点：残疾学生的功能障碍，继续实施辅助器具进校园工程。加强医疗机构、妇幼保健机构、儿童福利机构、康复机构与学校合作，为残疾学生提供教育康复服务。加强学校家庭社会协同育人，引导尊重差异、多元支持，有效防范针对</w:t>
+        <w:t>文件主要内容与核心要点：消费激励机制。 （十四）智能消费。建设消费领域国家人工智能应用中试基地，完善人工智能产品研发机制，推出一批国际领先、消费潜力大的智能消费品。加快人工智能手机和电脑、智能穿戴设备、智能机器人、智能家居等</w:t>
       </w:r>
       <w:r>
         <w:rPr>
@@ -726,7 +726,7 @@
           <w:sz w:val="24"/>
           <w:u w:val="single"/>
         </w:rPr>
-        <w:t>https://www.gov.cn/zhengce/zhengceku/202608/content_7079639.htm</w:t>
+        <w:t>https://www.gov.cn/zhengce/zhengceku/202608/content_7079705.htm</w:t>
       </w:r>
       <w:r>
         <w:rPr>
